--- a/TitanOS_Onboarding_Runbook.docx
+++ b/TitanOS_Onboarding_Runbook.docx
@@ -3078,6 +3078,70 @@
           </w:p>
         </w:tc>
       </w:tr>
+      <w:tr>
+        <w:tc>
+          <w:tcPr>
+            <w:tcW w:type="dxa" w:w="4200"/>
+            <w:tcBorders>
+              <w:top w:val="single" w:color="D8CDB8" w:sz="4"/>
+              <w:left w:val="single" w:color="D8CDB8" w:sz="4"/>
+              <w:bottom w:val="single" w:color="D8CDB8" w:sz="4"/>
+              <w:right w:val="single" w:color="D8CDB8" w:sz="4"/>
+            </w:tcBorders>
+            <w:tcMar>
+              <w:top w:type="dxa" w:w="66"/>
+              <w:left w:type="dxa" w:w="110"/>
+              <w:bottom w:type="dxa" w:w="66"/>
+              <w:right w:type="dxa" w:w="110"/>
+            </w:tcMar>
+          </w:tcPr>
+          <w:p>
+            <w:pPr>
+              <w:spacing w:after="0"/>
+            </w:pPr>
+            <w:r>
+              <w:rPr>
+                <w:rFonts w:ascii="Consolas" w:cs="Consolas" w:eastAsia="Consolas" w:hAnsi="Consolas"/>
+                <w:color w:val="1E293B"/>
+                <w:sz w:val="17"/>
+                <w:szCs w:val="17"/>
+              </w:rPr>
+              <w:t xml:space="preserve">20260728_playbooks_uhnw_batch2.sql</w:t>
+            </w:r>
+          </w:p>
+        </w:tc>
+        <w:tc>
+          <w:tcPr>
+            <w:tcW w:type="dxa" w:w="6040"/>
+            <w:tcBorders>
+              <w:top w:val="single" w:color="D8CDB8" w:sz="4"/>
+              <w:left w:val="single" w:color="D8CDB8" w:sz="4"/>
+              <w:bottom w:val="single" w:color="D8CDB8" w:sz="4"/>
+              <w:right w:val="single" w:color="D8CDB8" w:sz="4"/>
+            </w:tcBorders>
+            <w:tcMar>
+              <w:top w:type="dxa" w:w="66"/>
+              <w:left w:type="dxa" w:w="110"/>
+              <w:bottom w:type="dxa" w:w="66"/>
+              <w:right w:type="dxa" w:w="110"/>
+            </w:tcMar>
+          </w:tcPr>
+          <w:p>
+            <w:pPr>
+              <w:spacing w:after="0"/>
+            </w:pPr>
+            <w:r>
+              <w:rPr>
+                <w:rFonts w:ascii="Calibri" w:cs="Calibri" w:eastAsia="Calibri" w:hAnsi="Calibri"/>
+                <w:color w:val="1E293B"/>
+                <w:sz w:val="19"/>
+                <w:szCs w:val="19"/>
+              </w:rPr>
+              <w:t xml:space="preserve">Five further playbooks, and the obligation kinds they need</w:t>
+            </w:r>
+          </w:p>
+        </w:tc>
+      </w:tr>
     </w:tbl>
     <w:p>
       <w:pPr>
@@ -4985,7 +5049,7 @@
           <w:sz w:val="21"/>
           <w:szCs w:val="21"/>
         </w:rPr>
-        <w:t xml:space="preserve">Four playbooks ship with the product. They are rows rather than schema, so they are seeded. Running the file twice updates them in place rather than duplicating.</w:t>
+        <w:t xml:space="preserve">Nine playbooks ship with the product, spanning insurance, trusts and estates, tax and investments. They are rows rather than schema, so they are seeded. Running the files twice updates them in place rather than duplicating.</w:t>
       </w:r>
     </w:p>
     <w:tbl>
@@ -5001,10 +5065,11 @@
         </w:tblBorders>
       </w:tblPr>
       <w:tblGrid>
-        <w:gridCol w:w="3600"/>
-        <w:gridCol w:w="900"/>
-        <w:gridCol w:w="1500"/>
-        <w:gridCol w:w="4240"/>
+        <w:gridCol w:w="3400"/>
+        <w:gridCol w:w="2100"/>
+        <w:gridCol w:w="800"/>
+        <w:gridCol w:w="1300"/>
+        <w:gridCol w:w="2640"/>
       </w:tblGrid>
       <w:tr>
         <w:trPr>
@@ -5012,7 +5077,7 @@
         </w:trPr>
         <w:tc>
           <w:tcPr>
-            <w:tcW w:type="dxa" w:w="3600"/>
+            <w:tcW w:type="dxa" w:w="3400"/>
             <w:tcBorders>
               <w:top w:val="single" w:color="D8CDB8" w:sz="4"/>
               <w:left w:val="single" w:color="D8CDB8" w:sz="4"/>
@@ -5043,7 +5108,7 @@
         </w:tc>
         <w:tc>
           <w:tcPr>
-            <w:tcW w:type="dxa" w:w="900"/>
+            <w:tcW w:type="dxa" w:w="2100"/>
             <w:tcBorders>
               <w:top w:val="single" w:color="D8CDB8" w:sz="4"/>
               <w:left w:val="single" w:color="D8CDB8" w:sz="4"/>
@@ -5068,13 +5133,13 @@
                 <w:sz w:val="17"/>
                 <w:szCs w:val="17"/>
               </w:rPr>
-              <w:t xml:space="preserve">Steps</w:t>
-            </w:r>
-          </w:p>
-        </w:tc>
-        <w:tc>
-          <w:tcPr>
-            <w:tcW w:type="dxa" w:w="1500"/>
+              <w:t xml:space="preserve">Discipline</w:t>
+            </w:r>
+          </w:p>
+        </w:tc>
+        <w:tc>
+          <w:tcPr>
+            <w:tcW w:type="dxa" w:w="800"/>
             <w:tcBorders>
               <w:top w:val="single" w:color="D8CDB8" w:sz="4"/>
               <w:left w:val="single" w:color="D8CDB8" w:sz="4"/>
@@ -5099,13 +5164,13 @@
                 <w:sz w:val="17"/>
                 <w:szCs w:val="17"/>
               </w:rPr>
-              <w:t xml:space="preserve">Lead time</w:t>
-            </w:r>
-          </w:p>
-        </w:tc>
-        <w:tc>
-          <w:tcPr>
-            <w:tcW w:type="dxa" w:w="4240"/>
+              <w:t xml:space="preserve">Steps</w:t>
+            </w:r>
+          </w:p>
+        </w:tc>
+        <w:tc>
+          <w:tcPr>
+            <w:tcW w:type="dxa" w:w="1300"/>
             <w:tcBorders>
               <w:top w:val="single" w:color="D8CDB8" w:sz="4"/>
               <w:left w:val="single" w:color="D8CDB8" w:sz="4"/>
@@ -5130,7 +5195,38 @@
                 <w:sz w:val="17"/>
                 <w:szCs w:val="17"/>
               </w:rPr>
-              <w:t xml:space="preserve">Conditional step</w:t>
+              <w:t xml:space="preserve">Lead time</w:t>
+            </w:r>
+          </w:p>
+        </w:tc>
+        <w:tc>
+          <w:tcPr>
+            <w:tcW w:type="dxa" w:w="2640"/>
+            <w:tcBorders>
+              <w:top w:val="single" w:color="D8CDB8" w:sz="4"/>
+              <w:left w:val="single" w:color="D8CDB8" w:sz="4"/>
+              <w:bottom w:val="single" w:color="D8CDB8" w:sz="4"/>
+              <w:right w:val="single" w:color="D8CDB8" w:sz="4"/>
+            </w:tcBorders>
+            <w:shd w:fill="092B49" w:val="clear"/>
+            <w:tcMar>
+              <w:top w:type="dxa" w:w="70"/>
+              <w:left w:type="dxa" w:w="110"/>
+              <w:bottom w:type="dxa" w:w="70"/>
+              <w:right w:type="dxa" w:w="110"/>
+            </w:tcMar>
+          </w:tcPr>
+          <w:p>
+            <w:r>
+              <w:rPr>
+                <w:rFonts w:ascii="Calibri" w:cs="Calibri" w:eastAsia="Calibri" w:hAnsi="Calibri"/>
+                <w:b/>
+                <w:bCs/>
+                <w:color w:val="FFFFFF"/>
+                <w:sz w:val="17"/>
+                <w:szCs w:val="17"/>
+              </w:rPr>
+              <w:t xml:space="preserve">Conditional</w:t>
             </w:r>
           </w:p>
         </w:tc>
@@ -5138,7 +5234,7 @@
       <w:tr>
         <w:tc>
           <w:tcPr>
-            <w:tcW w:type="dxa" w:w="3600"/>
+            <w:tcW w:type="dxa" w:w="3400"/>
             <w:tcBorders>
               <w:top w:val="single" w:color="D8CDB8" w:sz="4"/>
               <w:left w:val="single" w:color="D8CDB8" w:sz="4"/>
@@ -5169,7 +5265,38 @@
         </w:tc>
         <w:tc>
           <w:tcPr>
-            <w:tcW w:type="dxa" w:w="900"/>
+            <w:tcW w:type="dxa" w:w="2100"/>
+            <w:tcBorders>
+              <w:top w:val="single" w:color="D8CDB8" w:sz="4"/>
+              <w:left w:val="single" w:color="D8CDB8" w:sz="4"/>
+              <w:bottom w:val="single" w:color="D8CDB8" w:sz="4"/>
+              <w:right w:val="single" w:color="D8CDB8" w:sz="4"/>
+            </w:tcBorders>
+            <w:tcMar>
+              <w:top w:type="dxa" w:w="66"/>
+              <w:left w:type="dxa" w:w="110"/>
+              <w:bottom w:type="dxa" w:w="66"/>
+              <w:right w:type="dxa" w:w="110"/>
+            </w:tcMar>
+          </w:tcPr>
+          <w:p>
+            <w:pPr>
+              <w:spacing w:after="0"/>
+            </w:pPr>
+            <w:r>
+              <w:rPr>
+                <w:rFonts w:ascii="Calibri" w:cs="Calibri" w:eastAsia="Calibri" w:hAnsi="Calibri"/>
+                <w:color w:val="1E293B"/>
+                <w:sz w:val="19"/>
+                <w:szCs w:val="19"/>
+              </w:rPr>
+              <w:t xml:space="preserve">Insurance</w:t>
+            </w:r>
+          </w:p>
+        </w:tc>
+        <w:tc>
+          <w:tcPr>
+            <w:tcW w:type="dxa" w:w="800"/>
             <w:tcBorders>
               <w:top w:val="single" w:color="D8CDB8" w:sz="4"/>
               <w:left w:val="single" w:color="D8CDB8" w:sz="4"/>
@@ -5201,7 +5328,7 @@
         </w:tc>
         <w:tc>
           <w:tcPr>
-            <w:tcW w:type="dxa" w:w="1500"/>
+            <w:tcW w:type="dxa" w:w="1300"/>
             <w:tcBorders>
               <w:top w:val="single" w:color="D8CDB8" w:sz="4"/>
               <w:left w:val="single" w:color="D8CDB8" w:sz="4"/>
@@ -5232,7 +5359,7 @@
         </w:tc>
         <w:tc>
           <w:tcPr>
-            <w:tcW w:type="dxa" w:w="4240"/>
+            <w:tcW w:type="dxa" w:w="2640"/>
             <w:tcBorders>
               <w:top w:val="single" w:color="D8CDB8" w:sz="4"/>
               <w:left w:val="single" w:color="D8CDB8" w:sz="4"/>
@@ -5265,7 +5392,7 @@
       <w:tr>
         <w:tc>
           <w:tcPr>
-            <w:tcW w:type="dxa" w:w="3600"/>
+            <w:tcW w:type="dxa" w:w="3400"/>
             <w:tcBorders>
               <w:top w:val="single" w:color="D8CDB8" w:sz="4"/>
               <w:left w:val="single" w:color="D8CDB8" w:sz="4"/>
@@ -5296,7 +5423,38 @@
         </w:tc>
         <w:tc>
           <w:tcPr>
-            <w:tcW w:type="dxa" w:w="900"/>
+            <w:tcW w:type="dxa" w:w="2100"/>
+            <w:tcBorders>
+              <w:top w:val="single" w:color="D8CDB8" w:sz="4"/>
+              <w:left w:val="single" w:color="D8CDB8" w:sz="4"/>
+              <w:bottom w:val="single" w:color="D8CDB8" w:sz="4"/>
+              <w:right w:val="single" w:color="D8CDB8" w:sz="4"/>
+            </w:tcBorders>
+            <w:tcMar>
+              <w:top w:type="dxa" w:w="66"/>
+              <w:left w:type="dxa" w:w="110"/>
+              <w:bottom w:type="dxa" w:w="66"/>
+              <w:right w:type="dxa" w:w="110"/>
+            </w:tcMar>
+          </w:tcPr>
+          <w:p>
+            <w:pPr>
+              <w:spacing w:after="0"/>
+            </w:pPr>
+            <w:r>
+              <w:rPr>
+                <w:rFonts w:ascii="Calibri" w:cs="Calibri" w:eastAsia="Calibri" w:hAnsi="Calibri"/>
+                <w:color w:val="1E293B"/>
+                <w:sz w:val="19"/>
+                <w:szCs w:val="19"/>
+              </w:rPr>
+              <w:t xml:space="preserve">Insurance</w:t>
+            </w:r>
+          </w:p>
+        </w:tc>
+        <w:tc>
+          <w:tcPr>
+            <w:tcW w:type="dxa" w:w="800"/>
             <w:tcBorders>
               <w:top w:val="single" w:color="D8CDB8" w:sz="4"/>
               <w:left w:val="single" w:color="D8CDB8" w:sz="4"/>
@@ -5328,7 +5486,7 @@
         </w:tc>
         <w:tc>
           <w:tcPr>
-            <w:tcW w:type="dxa" w:w="1500"/>
+            <w:tcW w:type="dxa" w:w="1300"/>
             <w:tcBorders>
               <w:top w:val="single" w:color="D8CDB8" w:sz="4"/>
               <w:left w:val="single" w:color="D8CDB8" w:sz="4"/>
@@ -5359,7 +5517,7 @@
         </w:tc>
         <w:tc>
           <w:tcPr>
-            <w:tcW w:type="dxa" w:w="4240"/>
+            <w:tcW w:type="dxa" w:w="2640"/>
             <w:tcBorders>
               <w:top w:val="single" w:color="D8CDB8" w:sz="4"/>
               <w:left w:val="single" w:color="D8CDB8" w:sz="4"/>
@@ -5392,38 +5550,69 @@
       <w:tr>
         <w:tc>
           <w:tcPr>
-            <w:tcW w:type="dxa" w:w="3600"/>
-            <w:tcBorders>
-              <w:top w:val="single" w:color="D8CDB8" w:sz="4"/>
-              <w:left w:val="single" w:color="D8CDB8" w:sz="4"/>
-              <w:bottom w:val="single" w:color="D8CDB8" w:sz="4"/>
-              <w:right w:val="single" w:color="D8CDB8" w:sz="4"/>
-            </w:tcBorders>
-            <w:tcMar>
-              <w:top w:type="dxa" w:w="66"/>
-              <w:left w:type="dxa" w:w="110"/>
-              <w:bottom w:type="dxa" w:w="66"/>
-              <w:right w:type="dxa" w:w="110"/>
-            </w:tcMar>
-          </w:tcPr>
-          <w:p>
-            <w:pPr>
-              <w:spacing w:after="0"/>
-            </w:pPr>
-            <w:r>
-              <w:rPr>
-                <w:rFonts w:ascii="Calibri" w:cs="Calibri" w:eastAsia="Calibri" w:hAnsi="Calibri"/>
-                <w:color w:val="1E293B"/>
-                <w:sz w:val="19"/>
-                <w:szCs w:val="19"/>
-              </w:rPr>
-              <w:t xml:space="preserve">Quarterly Estimated Tax</w:t>
-            </w:r>
-          </w:p>
-        </w:tc>
-        <w:tc>
-          <w:tcPr>
-            <w:tcW w:type="dxa" w:w="900"/>
+            <w:tcW w:type="dxa" w:w="3400"/>
+            <w:tcBorders>
+              <w:top w:val="single" w:color="D8CDB8" w:sz="4"/>
+              <w:left w:val="single" w:color="D8CDB8" w:sz="4"/>
+              <w:bottom w:val="single" w:color="D8CDB8" w:sz="4"/>
+              <w:right w:val="single" w:color="D8CDB8" w:sz="4"/>
+            </w:tcBorders>
+            <w:tcMar>
+              <w:top w:type="dxa" w:w="66"/>
+              <w:left w:type="dxa" w:w="110"/>
+              <w:bottom w:type="dxa" w:w="66"/>
+              <w:right w:type="dxa" w:w="110"/>
+            </w:tcMar>
+          </w:tcPr>
+          <w:p>
+            <w:pPr>
+              <w:spacing w:after="0"/>
+            </w:pPr>
+            <w:r>
+              <w:rPr>
+                <w:rFonts w:ascii="Calibri" w:cs="Calibri" w:eastAsia="Calibri" w:hAnsi="Calibri"/>
+                <w:color w:val="1E293B"/>
+                <w:sz w:val="19"/>
+                <w:szCs w:val="19"/>
+              </w:rPr>
+              <w:t xml:space="preserve">Life Insurance In-Force Review</w:t>
+            </w:r>
+          </w:p>
+        </w:tc>
+        <w:tc>
+          <w:tcPr>
+            <w:tcW w:type="dxa" w:w="2100"/>
+            <w:tcBorders>
+              <w:top w:val="single" w:color="D8CDB8" w:sz="4"/>
+              <w:left w:val="single" w:color="D8CDB8" w:sz="4"/>
+              <w:bottom w:val="single" w:color="D8CDB8" w:sz="4"/>
+              <w:right w:val="single" w:color="D8CDB8" w:sz="4"/>
+            </w:tcBorders>
+            <w:tcMar>
+              <w:top w:type="dxa" w:w="66"/>
+              <w:left w:type="dxa" w:w="110"/>
+              <w:bottom w:type="dxa" w:w="66"/>
+              <w:right w:type="dxa" w:w="110"/>
+            </w:tcMar>
+          </w:tcPr>
+          <w:p>
+            <w:pPr>
+              <w:spacing w:after="0"/>
+            </w:pPr>
+            <w:r>
+              <w:rPr>
+                <w:rFonts w:ascii="Calibri" w:cs="Calibri" w:eastAsia="Calibri" w:hAnsi="Calibri"/>
+                <w:color w:val="1E293B"/>
+                <w:sz w:val="19"/>
+                <w:szCs w:val="19"/>
+              </w:rPr>
+              <w:t xml:space="preserve">Insurance</w:t>
+            </w:r>
+          </w:p>
+        </w:tc>
+        <w:tc>
+          <w:tcPr>
+            <w:tcW w:type="dxa" w:w="800"/>
             <w:tcBorders>
               <w:top w:val="single" w:color="D8CDB8" w:sz="4"/>
               <w:left w:val="single" w:color="D8CDB8" w:sz="4"/>
@@ -5449,69 +5638,69 @@
                 <w:sz w:val="19"/>
                 <w:szCs w:val="19"/>
               </w:rPr>
-              <w:t xml:space="preserve">5</w:t>
-            </w:r>
-          </w:p>
-        </w:tc>
-        <w:tc>
-          <w:tcPr>
-            <w:tcW w:type="dxa" w:w="1500"/>
-            <w:tcBorders>
-              <w:top w:val="single" w:color="D8CDB8" w:sz="4"/>
-              <w:left w:val="single" w:color="D8CDB8" w:sz="4"/>
-              <w:bottom w:val="single" w:color="D8CDB8" w:sz="4"/>
-              <w:right w:val="single" w:color="D8CDB8" w:sz="4"/>
-            </w:tcBorders>
-            <w:tcMar>
-              <w:top w:type="dxa" w:w="66"/>
-              <w:left w:type="dxa" w:w="110"/>
-              <w:bottom w:type="dxa" w:w="66"/>
-              <w:right w:type="dxa" w:w="110"/>
-            </w:tcMar>
-          </w:tcPr>
-          <w:p>
-            <w:pPr>
-              <w:spacing w:after="0"/>
-            </w:pPr>
-            <w:r>
-              <w:rPr>
-                <w:rFonts w:ascii="Calibri" w:cs="Calibri" w:eastAsia="Calibri" w:hAnsi="Calibri"/>
-                <w:color w:val="1E293B"/>
-                <w:sz w:val="19"/>
-                <w:szCs w:val="19"/>
-              </w:rPr>
-              <w:t xml:space="preserve">30 days</w:t>
-            </w:r>
-          </w:p>
-        </w:tc>
-        <w:tc>
-          <w:tcPr>
-            <w:tcW w:type="dxa" w:w="4240"/>
-            <w:tcBorders>
-              <w:top w:val="single" w:color="D8CDB8" w:sz="4"/>
-              <w:left w:val="single" w:color="D8CDB8" w:sz="4"/>
-              <w:bottom w:val="single" w:color="D8CDB8" w:sz="4"/>
-              <w:right w:val="single" w:color="D8CDB8" w:sz="4"/>
-            </w:tcBorders>
-            <w:tcMar>
-              <w:top w:type="dxa" w:w="66"/>
-              <w:left w:type="dxa" w:w="110"/>
-              <w:bottom w:type="dxa" w:w="66"/>
-              <w:right w:type="dxa" w:w="110"/>
-            </w:tcMar>
-          </w:tcPr>
-          <w:p>
-            <w:pPr>
-              <w:spacing w:after="0"/>
-            </w:pPr>
-            <w:r>
-              <w:rPr>
-                <w:rFonts w:ascii="Calibri" w:cs="Calibri" w:eastAsia="Calibri" w:hAnsi="Calibri"/>
-                <w:color w:val="1E293B"/>
-                <w:sz w:val="19"/>
-                <w:szCs w:val="19"/>
-              </w:rPr>
-              <w:t xml:space="preserve">CPA sign-off</w:t>
+              <w:t xml:space="preserve">8</w:t>
+            </w:r>
+          </w:p>
+        </w:tc>
+        <w:tc>
+          <w:tcPr>
+            <w:tcW w:type="dxa" w:w="1300"/>
+            <w:tcBorders>
+              <w:top w:val="single" w:color="D8CDB8" w:sz="4"/>
+              <w:left w:val="single" w:color="D8CDB8" w:sz="4"/>
+              <w:bottom w:val="single" w:color="D8CDB8" w:sz="4"/>
+              <w:right w:val="single" w:color="D8CDB8" w:sz="4"/>
+            </w:tcBorders>
+            <w:tcMar>
+              <w:top w:type="dxa" w:w="66"/>
+              <w:left w:type="dxa" w:w="110"/>
+              <w:bottom w:type="dxa" w:w="66"/>
+              <w:right w:type="dxa" w:w="110"/>
+            </w:tcMar>
+          </w:tcPr>
+          <w:p>
+            <w:pPr>
+              <w:spacing w:after="0"/>
+            </w:pPr>
+            <w:r>
+              <w:rPr>
+                <w:rFonts w:ascii="Calibri" w:cs="Calibri" w:eastAsia="Calibri" w:hAnsi="Calibri"/>
+                <w:color w:val="1E293B"/>
+                <w:sz w:val="19"/>
+                <w:szCs w:val="19"/>
+              </w:rPr>
+              <w:t xml:space="preserve">90 days</w:t>
+            </w:r>
+          </w:p>
+        </w:tc>
+        <w:tc>
+          <w:tcPr>
+            <w:tcW w:type="dxa" w:w="2640"/>
+            <w:tcBorders>
+              <w:top w:val="single" w:color="D8CDB8" w:sz="4"/>
+              <w:left w:val="single" w:color="D8CDB8" w:sz="4"/>
+              <w:bottom w:val="single" w:color="D8CDB8" w:sz="4"/>
+              <w:right w:val="single" w:color="D8CDB8" w:sz="4"/>
+            </w:tcBorders>
+            <w:tcMar>
+              <w:top w:type="dxa" w:w="66"/>
+              <w:left w:type="dxa" w:w="110"/>
+              <w:bottom w:type="dxa" w:w="66"/>
+              <w:right w:type="dxa" w:w="110"/>
+            </w:tcMar>
+          </w:tcPr>
+          <w:p>
+            <w:pPr>
+              <w:spacing w:after="0"/>
+            </w:pPr>
+            <w:r>
+              <w:rPr>
+                <w:rFonts w:ascii="Calibri" w:cs="Calibri" w:eastAsia="Calibri" w:hAnsi="Calibri"/>
+                <w:color w:val="1E293B"/>
+                <w:sz w:val="19"/>
+                <w:szCs w:val="19"/>
+              </w:rPr>
+              <w:t xml:space="preserve">Remediation, trust-owned</w:t>
             </w:r>
           </w:p>
         </w:tc>
@@ -5519,7 +5708,797 @@
       <w:tr>
         <w:tc>
           <w:tcPr>
-            <w:tcW w:type="dxa" w:w="3600"/>
+            <w:tcW w:type="dxa" w:w="3400"/>
+            <w:tcBorders>
+              <w:top w:val="single" w:color="D8CDB8" w:sz="4"/>
+              <w:left w:val="single" w:color="D8CDB8" w:sz="4"/>
+              <w:bottom w:val="single" w:color="D8CDB8" w:sz="4"/>
+              <w:right w:val="single" w:color="D8CDB8" w:sz="4"/>
+            </w:tcBorders>
+            <w:tcMar>
+              <w:top w:type="dxa" w:w="66"/>
+              <w:left w:type="dxa" w:w="110"/>
+              <w:bottom w:type="dxa" w:w="66"/>
+              <w:right w:type="dxa" w:w="110"/>
+            </w:tcMar>
+          </w:tcPr>
+          <w:p>
+            <w:pPr>
+              <w:spacing w:after="0"/>
+            </w:pPr>
+            <w:r>
+              <w:rPr>
+                <w:rFonts w:ascii="Calibri" w:cs="Calibri" w:eastAsia="Calibri" w:hAnsi="Calibri"/>
+                <w:color w:val="1E293B"/>
+                <w:sz w:val="19"/>
+                <w:szCs w:val="19"/>
+              </w:rPr>
+              <w:t xml:space="preserve">GRAT Annuity Payment</w:t>
+            </w:r>
+          </w:p>
+        </w:tc>
+        <w:tc>
+          <w:tcPr>
+            <w:tcW w:type="dxa" w:w="2100"/>
+            <w:tcBorders>
+              <w:top w:val="single" w:color="D8CDB8" w:sz="4"/>
+              <w:left w:val="single" w:color="D8CDB8" w:sz="4"/>
+              <w:bottom w:val="single" w:color="D8CDB8" w:sz="4"/>
+              <w:right w:val="single" w:color="D8CDB8" w:sz="4"/>
+            </w:tcBorders>
+            <w:tcMar>
+              <w:top w:type="dxa" w:w="66"/>
+              <w:left w:type="dxa" w:w="110"/>
+              <w:bottom w:type="dxa" w:w="66"/>
+              <w:right w:type="dxa" w:w="110"/>
+            </w:tcMar>
+          </w:tcPr>
+          <w:p>
+            <w:pPr>
+              <w:spacing w:after="0"/>
+            </w:pPr>
+            <w:r>
+              <w:rPr>
+                <w:rFonts w:ascii="Calibri" w:cs="Calibri" w:eastAsia="Calibri" w:hAnsi="Calibri"/>
+                <w:color w:val="1E293B"/>
+                <w:sz w:val="19"/>
+                <w:szCs w:val="19"/>
+              </w:rPr>
+              <w:t xml:space="preserve">Trusts &amp; Estates</w:t>
+            </w:r>
+          </w:p>
+        </w:tc>
+        <w:tc>
+          <w:tcPr>
+            <w:tcW w:type="dxa" w:w="800"/>
+            <w:tcBorders>
+              <w:top w:val="single" w:color="D8CDB8" w:sz="4"/>
+              <w:left w:val="single" w:color="D8CDB8" w:sz="4"/>
+              <w:bottom w:val="single" w:color="D8CDB8" w:sz="4"/>
+              <w:right w:val="single" w:color="D8CDB8" w:sz="4"/>
+            </w:tcBorders>
+            <w:tcMar>
+              <w:top w:type="dxa" w:w="66"/>
+              <w:left w:type="dxa" w:w="110"/>
+              <w:bottom w:type="dxa" w:w="66"/>
+              <w:right w:type="dxa" w:w="110"/>
+            </w:tcMar>
+          </w:tcPr>
+          <w:p>
+            <w:pPr>
+              <w:spacing w:after="0"/>
+              <w:jc w:val="center"/>
+            </w:pPr>
+            <w:r>
+              <w:rPr>
+                <w:rFonts w:ascii="Calibri" w:cs="Calibri" w:eastAsia="Calibri" w:hAnsi="Calibri"/>
+                <w:color w:val="1E293B"/>
+                <w:sz w:val="19"/>
+                <w:szCs w:val="19"/>
+              </w:rPr>
+              <w:t xml:space="preserve">8</w:t>
+            </w:r>
+          </w:p>
+        </w:tc>
+        <w:tc>
+          <w:tcPr>
+            <w:tcW w:type="dxa" w:w="1300"/>
+            <w:tcBorders>
+              <w:top w:val="single" w:color="D8CDB8" w:sz="4"/>
+              <w:left w:val="single" w:color="D8CDB8" w:sz="4"/>
+              <w:bottom w:val="single" w:color="D8CDB8" w:sz="4"/>
+              <w:right w:val="single" w:color="D8CDB8" w:sz="4"/>
+            </w:tcBorders>
+            <w:tcMar>
+              <w:top w:type="dxa" w:w="66"/>
+              <w:left w:type="dxa" w:w="110"/>
+              <w:bottom w:type="dxa" w:w="66"/>
+              <w:right w:type="dxa" w:w="110"/>
+            </w:tcMar>
+          </w:tcPr>
+          <w:p>
+            <w:pPr>
+              <w:spacing w:after="0"/>
+            </w:pPr>
+            <w:r>
+              <w:rPr>
+                <w:rFonts w:ascii="Calibri" w:cs="Calibri" w:eastAsia="Calibri" w:hAnsi="Calibri"/>
+                <w:color w:val="1E293B"/>
+                <w:sz w:val="19"/>
+                <w:szCs w:val="19"/>
+              </w:rPr>
+              <w:t xml:space="preserve">60 days</w:t>
+            </w:r>
+          </w:p>
+        </w:tc>
+        <w:tc>
+          <w:tcPr>
+            <w:tcW w:type="dxa" w:w="2640"/>
+            <w:tcBorders>
+              <w:top w:val="single" w:color="D8CDB8" w:sz="4"/>
+              <w:left w:val="single" w:color="D8CDB8" w:sz="4"/>
+              <w:bottom w:val="single" w:color="D8CDB8" w:sz="4"/>
+              <w:right w:val="single" w:color="D8CDB8" w:sz="4"/>
+            </w:tcBorders>
+            <w:tcMar>
+              <w:top w:type="dxa" w:w="66"/>
+              <w:left w:type="dxa" w:w="110"/>
+              <w:bottom w:type="dxa" w:w="66"/>
+              <w:right w:type="dxa" w:w="110"/>
+            </w:tcMar>
+          </w:tcPr>
+          <w:p>
+            <w:pPr>
+              <w:spacing w:after="0"/>
+            </w:pPr>
+            <w:r>
+              <w:rPr>
+                <w:rFonts w:ascii="Calibri" w:cs="Calibri" w:eastAsia="Calibri" w:hAnsi="Calibri"/>
+                <w:color w:val="1E293B"/>
+                <w:sz w:val="19"/>
+                <w:szCs w:val="19"/>
+              </w:rPr>
+              <w:t xml:space="preserve">In-kind, final year</w:t>
+            </w:r>
+          </w:p>
+        </w:tc>
+      </w:tr>
+      <w:tr>
+        <w:tc>
+          <w:tcPr>
+            <w:tcW w:type="dxa" w:w="3400"/>
+            <w:tcBorders>
+              <w:top w:val="single" w:color="D8CDB8" w:sz="4"/>
+              <w:left w:val="single" w:color="D8CDB8" w:sz="4"/>
+              <w:bottom w:val="single" w:color="D8CDB8" w:sz="4"/>
+              <w:right w:val="single" w:color="D8CDB8" w:sz="4"/>
+            </w:tcBorders>
+            <w:tcMar>
+              <w:top w:type="dxa" w:w="66"/>
+              <w:left w:type="dxa" w:w="110"/>
+              <w:bottom w:type="dxa" w:w="66"/>
+              <w:right w:type="dxa" w:w="110"/>
+            </w:tcMar>
+          </w:tcPr>
+          <w:p>
+            <w:pPr>
+              <w:spacing w:after="0"/>
+            </w:pPr>
+            <w:r>
+              <w:rPr>
+                <w:rFonts w:ascii="Calibri" w:cs="Calibri" w:eastAsia="Calibri" w:hAnsi="Calibri"/>
+                <w:color w:val="1E293B"/>
+                <w:sz w:val="19"/>
+                <w:szCs w:val="19"/>
+              </w:rPr>
+              <w:t xml:space="preserve">Intra-Family Loan Interest</w:t>
+            </w:r>
+          </w:p>
+        </w:tc>
+        <w:tc>
+          <w:tcPr>
+            <w:tcW w:type="dxa" w:w="2100"/>
+            <w:tcBorders>
+              <w:top w:val="single" w:color="D8CDB8" w:sz="4"/>
+              <w:left w:val="single" w:color="D8CDB8" w:sz="4"/>
+              <w:bottom w:val="single" w:color="D8CDB8" w:sz="4"/>
+              <w:right w:val="single" w:color="D8CDB8" w:sz="4"/>
+            </w:tcBorders>
+            <w:tcMar>
+              <w:top w:type="dxa" w:w="66"/>
+              <w:left w:type="dxa" w:w="110"/>
+              <w:bottom w:type="dxa" w:w="66"/>
+              <w:right w:type="dxa" w:w="110"/>
+            </w:tcMar>
+          </w:tcPr>
+          <w:p>
+            <w:pPr>
+              <w:spacing w:after="0"/>
+            </w:pPr>
+            <w:r>
+              <w:rPr>
+                <w:rFonts w:ascii="Calibri" w:cs="Calibri" w:eastAsia="Calibri" w:hAnsi="Calibri"/>
+                <w:color w:val="1E293B"/>
+                <w:sz w:val="19"/>
+                <w:szCs w:val="19"/>
+              </w:rPr>
+              <w:t xml:space="preserve">Trusts &amp; Estates</w:t>
+            </w:r>
+          </w:p>
+        </w:tc>
+        <w:tc>
+          <w:tcPr>
+            <w:tcW w:type="dxa" w:w="800"/>
+            <w:tcBorders>
+              <w:top w:val="single" w:color="D8CDB8" w:sz="4"/>
+              <w:left w:val="single" w:color="D8CDB8" w:sz="4"/>
+              <w:bottom w:val="single" w:color="D8CDB8" w:sz="4"/>
+              <w:right w:val="single" w:color="D8CDB8" w:sz="4"/>
+            </w:tcBorders>
+            <w:tcMar>
+              <w:top w:type="dxa" w:w="66"/>
+              <w:left w:type="dxa" w:w="110"/>
+              <w:bottom w:type="dxa" w:w="66"/>
+              <w:right w:type="dxa" w:w="110"/>
+            </w:tcMar>
+          </w:tcPr>
+          <w:p>
+            <w:pPr>
+              <w:spacing w:after="0"/>
+              <w:jc w:val="center"/>
+            </w:pPr>
+            <w:r>
+              <w:rPr>
+                <w:rFonts w:ascii="Calibri" w:cs="Calibri" w:eastAsia="Calibri" w:hAnsi="Calibri"/>
+                <w:color w:val="1E293B"/>
+                <w:sz w:val="19"/>
+                <w:szCs w:val="19"/>
+              </w:rPr>
+              <w:t xml:space="preserve">7</w:t>
+            </w:r>
+          </w:p>
+        </w:tc>
+        <w:tc>
+          <w:tcPr>
+            <w:tcW w:type="dxa" w:w="1300"/>
+            <w:tcBorders>
+              <w:top w:val="single" w:color="D8CDB8" w:sz="4"/>
+              <w:left w:val="single" w:color="D8CDB8" w:sz="4"/>
+              <w:bottom w:val="single" w:color="D8CDB8" w:sz="4"/>
+              <w:right w:val="single" w:color="D8CDB8" w:sz="4"/>
+            </w:tcBorders>
+            <w:tcMar>
+              <w:top w:type="dxa" w:w="66"/>
+              <w:left w:type="dxa" w:w="110"/>
+              <w:bottom w:type="dxa" w:w="66"/>
+              <w:right w:type="dxa" w:w="110"/>
+            </w:tcMar>
+          </w:tcPr>
+          <w:p>
+            <w:pPr>
+              <w:spacing w:after="0"/>
+            </w:pPr>
+            <w:r>
+              <w:rPr>
+                <w:rFonts w:ascii="Calibri" w:cs="Calibri" w:eastAsia="Calibri" w:hAnsi="Calibri"/>
+                <w:color w:val="1E293B"/>
+                <w:sz w:val="19"/>
+                <w:szCs w:val="19"/>
+              </w:rPr>
+              <w:t xml:space="preserve">45 days</w:t>
+            </w:r>
+          </w:p>
+        </w:tc>
+        <w:tc>
+          <w:tcPr>
+            <w:tcW w:type="dxa" w:w="2640"/>
+            <w:tcBorders>
+              <w:top w:val="single" w:color="D8CDB8" w:sz="4"/>
+              <w:left w:val="single" w:color="D8CDB8" w:sz="4"/>
+              <w:bottom w:val="single" w:color="D8CDB8" w:sz="4"/>
+              <w:right w:val="single" w:color="D8CDB8" w:sz="4"/>
+            </w:tcBorders>
+            <w:tcMar>
+              <w:top w:type="dxa" w:w="66"/>
+              <w:left w:type="dxa" w:w="110"/>
+              <w:bottom w:type="dxa" w:w="66"/>
+              <w:right w:type="dxa" w:w="110"/>
+            </w:tcMar>
+          </w:tcPr>
+          <w:p>
+            <w:pPr>
+              <w:spacing w:after="0"/>
+            </w:pPr>
+            <w:r>
+              <w:rPr>
+                <w:rFonts w:ascii="Calibri" w:cs="Calibri" w:eastAsia="Calibri" w:hAnsi="Calibri"/>
+                <w:color w:val="1E293B"/>
+                <w:sz w:val="19"/>
+                <w:szCs w:val="19"/>
+              </w:rPr>
+              <w:t xml:space="preserve">Maturity within a year</w:t>
+            </w:r>
+          </w:p>
+        </w:tc>
+      </w:tr>
+      <w:tr>
+        <w:tc>
+          <w:tcPr>
+            <w:tcW w:type="dxa" w:w="3400"/>
+            <w:tcBorders>
+              <w:top w:val="single" w:color="D8CDB8" w:sz="4"/>
+              <w:left w:val="single" w:color="D8CDB8" w:sz="4"/>
+              <w:bottom w:val="single" w:color="D8CDB8" w:sz="4"/>
+              <w:right w:val="single" w:color="D8CDB8" w:sz="4"/>
+            </w:tcBorders>
+            <w:tcMar>
+              <w:top w:type="dxa" w:w="66"/>
+              <w:left w:type="dxa" w:w="110"/>
+              <w:bottom w:type="dxa" w:w="66"/>
+              <w:right w:type="dxa" w:w="110"/>
+            </w:tcMar>
+          </w:tcPr>
+          <w:p>
+            <w:pPr>
+              <w:spacing w:after="0"/>
+            </w:pPr>
+            <w:r>
+              <w:rPr>
+                <w:rFonts w:ascii="Calibri" w:cs="Calibri" w:eastAsia="Calibri" w:hAnsi="Calibri"/>
+                <w:color w:val="1E293B"/>
+                <w:sz w:val="19"/>
+                <w:szCs w:val="19"/>
+              </w:rPr>
+              <w:t xml:space="preserve">Required Minimum Distribution</w:t>
+            </w:r>
+          </w:p>
+        </w:tc>
+        <w:tc>
+          <w:tcPr>
+            <w:tcW w:type="dxa" w:w="2100"/>
+            <w:tcBorders>
+              <w:top w:val="single" w:color="D8CDB8" w:sz="4"/>
+              <w:left w:val="single" w:color="D8CDB8" w:sz="4"/>
+              <w:bottom w:val="single" w:color="D8CDB8" w:sz="4"/>
+              <w:right w:val="single" w:color="D8CDB8" w:sz="4"/>
+            </w:tcBorders>
+            <w:tcMar>
+              <w:top w:type="dxa" w:w="66"/>
+              <w:left w:type="dxa" w:w="110"/>
+              <w:bottom w:type="dxa" w:w="66"/>
+              <w:right w:type="dxa" w:w="110"/>
+            </w:tcMar>
+          </w:tcPr>
+          <w:p>
+            <w:pPr>
+              <w:spacing w:after="0"/>
+            </w:pPr>
+            <w:r>
+              <w:rPr>
+                <w:rFonts w:ascii="Calibri" w:cs="Calibri" w:eastAsia="Calibri" w:hAnsi="Calibri"/>
+                <w:color w:val="1E293B"/>
+                <w:sz w:val="19"/>
+                <w:szCs w:val="19"/>
+              </w:rPr>
+              <w:t xml:space="preserve">Tax</w:t>
+            </w:r>
+          </w:p>
+        </w:tc>
+        <w:tc>
+          <w:tcPr>
+            <w:tcW w:type="dxa" w:w="800"/>
+            <w:tcBorders>
+              <w:top w:val="single" w:color="D8CDB8" w:sz="4"/>
+              <w:left w:val="single" w:color="D8CDB8" w:sz="4"/>
+              <w:bottom w:val="single" w:color="D8CDB8" w:sz="4"/>
+              <w:right w:val="single" w:color="D8CDB8" w:sz="4"/>
+            </w:tcBorders>
+            <w:tcMar>
+              <w:top w:type="dxa" w:w="66"/>
+              <w:left w:type="dxa" w:w="110"/>
+              <w:bottom w:type="dxa" w:w="66"/>
+              <w:right w:type="dxa" w:w="110"/>
+            </w:tcMar>
+          </w:tcPr>
+          <w:p>
+            <w:pPr>
+              <w:spacing w:after="0"/>
+              <w:jc w:val="center"/>
+            </w:pPr>
+            <w:r>
+              <w:rPr>
+                <w:rFonts w:ascii="Calibri" w:cs="Calibri" w:eastAsia="Calibri" w:hAnsi="Calibri"/>
+                <w:color w:val="1E293B"/>
+                <w:sz w:val="19"/>
+                <w:szCs w:val="19"/>
+              </w:rPr>
+              <w:t xml:space="preserve">8</w:t>
+            </w:r>
+          </w:p>
+        </w:tc>
+        <w:tc>
+          <w:tcPr>
+            <w:tcW w:type="dxa" w:w="1300"/>
+            <w:tcBorders>
+              <w:top w:val="single" w:color="D8CDB8" w:sz="4"/>
+              <w:left w:val="single" w:color="D8CDB8" w:sz="4"/>
+              <w:bottom w:val="single" w:color="D8CDB8" w:sz="4"/>
+              <w:right w:val="single" w:color="D8CDB8" w:sz="4"/>
+            </w:tcBorders>
+            <w:tcMar>
+              <w:top w:type="dxa" w:w="66"/>
+              <w:left w:type="dxa" w:w="110"/>
+              <w:bottom w:type="dxa" w:w="66"/>
+              <w:right w:type="dxa" w:w="110"/>
+            </w:tcMar>
+          </w:tcPr>
+          <w:p>
+            <w:pPr>
+              <w:spacing w:after="0"/>
+            </w:pPr>
+            <w:r>
+              <w:rPr>
+                <w:rFonts w:ascii="Calibri" w:cs="Calibri" w:eastAsia="Calibri" w:hAnsi="Calibri"/>
+                <w:color w:val="1E293B"/>
+                <w:sz w:val="19"/>
+                <w:szCs w:val="19"/>
+              </w:rPr>
+              <w:t xml:space="preserve">90 days</w:t>
+            </w:r>
+          </w:p>
+        </w:tc>
+        <w:tc>
+          <w:tcPr>
+            <w:tcW w:type="dxa" w:w="2640"/>
+            <w:tcBorders>
+              <w:top w:val="single" w:color="D8CDB8" w:sz="4"/>
+              <w:left w:val="single" w:color="D8CDB8" w:sz="4"/>
+              <w:bottom w:val="single" w:color="D8CDB8" w:sz="4"/>
+              <w:right w:val="single" w:color="D8CDB8" w:sz="4"/>
+            </w:tcBorders>
+            <w:tcMar>
+              <w:top w:type="dxa" w:w="66"/>
+              <w:left w:type="dxa" w:w="110"/>
+              <w:bottom w:type="dxa" w:w="66"/>
+              <w:right w:type="dxa" w:w="110"/>
+            </w:tcMar>
+          </w:tcPr>
+          <w:p>
+            <w:pPr>
+              <w:spacing w:after="0"/>
+            </w:pPr>
+            <w:r>
+              <w:rPr>
+                <w:rFonts w:ascii="Calibri" w:cs="Calibri" w:eastAsia="Calibri" w:hAnsi="Calibri"/>
+                <w:color w:val="1E293B"/>
+                <w:sz w:val="19"/>
+                <w:szCs w:val="19"/>
+              </w:rPr>
+              <w:t xml:space="preserve">CPA sign-off, charitable</w:t>
+            </w:r>
+          </w:p>
+        </w:tc>
+      </w:tr>
+      <w:tr>
+        <w:tc>
+          <w:tcPr>
+            <w:tcW w:type="dxa" w:w="3400"/>
+            <w:tcBorders>
+              <w:top w:val="single" w:color="D8CDB8" w:sz="4"/>
+              <w:left w:val="single" w:color="D8CDB8" w:sz="4"/>
+              <w:bottom w:val="single" w:color="D8CDB8" w:sz="4"/>
+              <w:right w:val="single" w:color="D8CDB8" w:sz="4"/>
+            </w:tcBorders>
+            <w:tcMar>
+              <w:top w:type="dxa" w:w="66"/>
+              <w:left w:type="dxa" w:w="110"/>
+              <w:bottom w:type="dxa" w:w="66"/>
+              <w:right w:type="dxa" w:w="110"/>
+            </w:tcMar>
+          </w:tcPr>
+          <w:p>
+            <w:pPr>
+              <w:spacing w:after="0"/>
+            </w:pPr>
+            <w:r>
+              <w:rPr>
+                <w:rFonts w:ascii="Calibri" w:cs="Calibri" w:eastAsia="Calibri" w:hAnsi="Calibri"/>
+                <w:color w:val="1E293B"/>
+                <w:sz w:val="19"/>
+                <w:szCs w:val="19"/>
+              </w:rPr>
+              <w:t xml:space="preserve">Partnership K-1 Collection</w:t>
+            </w:r>
+          </w:p>
+        </w:tc>
+        <w:tc>
+          <w:tcPr>
+            <w:tcW w:type="dxa" w:w="2100"/>
+            <w:tcBorders>
+              <w:top w:val="single" w:color="D8CDB8" w:sz="4"/>
+              <w:left w:val="single" w:color="D8CDB8" w:sz="4"/>
+              <w:bottom w:val="single" w:color="D8CDB8" w:sz="4"/>
+              <w:right w:val="single" w:color="D8CDB8" w:sz="4"/>
+            </w:tcBorders>
+            <w:tcMar>
+              <w:top w:type="dxa" w:w="66"/>
+              <w:left w:type="dxa" w:w="110"/>
+              <w:bottom w:type="dxa" w:w="66"/>
+              <w:right w:type="dxa" w:w="110"/>
+            </w:tcMar>
+          </w:tcPr>
+          <w:p>
+            <w:pPr>
+              <w:spacing w:after="0"/>
+            </w:pPr>
+            <w:r>
+              <w:rPr>
+                <w:rFonts w:ascii="Calibri" w:cs="Calibri" w:eastAsia="Calibri" w:hAnsi="Calibri"/>
+                <w:color w:val="1E293B"/>
+                <w:sz w:val="19"/>
+                <w:szCs w:val="19"/>
+              </w:rPr>
+              <w:t xml:space="preserve">Tax</w:t>
+            </w:r>
+          </w:p>
+        </w:tc>
+        <w:tc>
+          <w:tcPr>
+            <w:tcW w:type="dxa" w:w="800"/>
+            <w:tcBorders>
+              <w:top w:val="single" w:color="D8CDB8" w:sz="4"/>
+              <w:left w:val="single" w:color="D8CDB8" w:sz="4"/>
+              <w:bottom w:val="single" w:color="D8CDB8" w:sz="4"/>
+              <w:right w:val="single" w:color="D8CDB8" w:sz="4"/>
+            </w:tcBorders>
+            <w:tcMar>
+              <w:top w:type="dxa" w:w="66"/>
+              <w:left w:type="dxa" w:w="110"/>
+              <w:bottom w:type="dxa" w:w="66"/>
+              <w:right w:type="dxa" w:w="110"/>
+            </w:tcMar>
+          </w:tcPr>
+          <w:p>
+            <w:pPr>
+              <w:spacing w:after="0"/>
+              <w:jc w:val="center"/>
+            </w:pPr>
+            <w:r>
+              <w:rPr>
+                <w:rFonts w:ascii="Calibri" w:cs="Calibri" w:eastAsia="Calibri" w:hAnsi="Calibri"/>
+                <w:color w:val="1E293B"/>
+                <w:sz w:val="19"/>
+                <w:szCs w:val="19"/>
+              </w:rPr>
+              <w:t xml:space="preserve">8</w:t>
+            </w:r>
+          </w:p>
+        </w:tc>
+        <w:tc>
+          <w:tcPr>
+            <w:tcW w:type="dxa" w:w="1300"/>
+            <w:tcBorders>
+              <w:top w:val="single" w:color="D8CDB8" w:sz="4"/>
+              <w:left w:val="single" w:color="D8CDB8" w:sz="4"/>
+              <w:bottom w:val="single" w:color="D8CDB8" w:sz="4"/>
+              <w:right w:val="single" w:color="D8CDB8" w:sz="4"/>
+            </w:tcBorders>
+            <w:tcMar>
+              <w:top w:type="dxa" w:w="66"/>
+              <w:left w:type="dxa" w:w="110"/>
+              <w:bottom w:type="dxa" w:w="66"/>
+              <w:right w:type="dxa" w:w="110"/>
+            </w:tcMar>
+          </w:tcPr>
+          <w:p>
+            <w:pPr>
+              <w:spacing w:after="0"/>
+            </w:pPr>
+            <w:r>
+              <w:rPr>
+                <w:rFonts w:ascii="Calibri" w:cs="Calibri" w:eastAsia="Calibri" w:hAnsi="Calibri"/>
+                <w:color w:val="1E293B"/>
+                <w:sz w:val="19"/>
+                <w:szCs w:val="19"/>
+              </w:rPr>
+              <w:t xml:space="preserve">75 days</w:t>
+            </w:r>
+          </w:p>
+        </w:tc>
+        <w:tc>
+          <w:tcPr>
+            <w:tcW w:type="dxa" w:w="2640"/>
+            <w:tcBorders>
+              <w:top w:val="single" w:color="D8CDB8" w:sz="4"/>
+              <w:left w:val="single" w:color="D8CDB8" w:sz="4"/>
+              <w:bottom w:val="single" w:color="D8CDB8" w:sz="4"/>
+              <w:right w:val="single" w:color="D8CDB8" w:sz="4"/>
+            </w:tcBorders>
+            <w:tcMar>
+              <w:top w:type="dxa" w:w="66"/>
+              <w:left w:type="dxa" w:w="110"/>
+              <w:bottom w:type="dxa" w:w="66"/>
+              <w:right w:type="dxa" w:w="110"/>
+            </w:tcMar>
+          </w:tcPr>
+          <w:p>
+            <w:pPr>
+              <w:spacing w:after="0"/>
+            </w:pPr>
+            <w:r>
+              <w:rPr>
+                <w:rFonts w:ascii="Calibri" w:cs="Calibri" w:eastAsia="Calibri" w:hAnsi="Calibri"/>
+                <w:color w:val="1E293B"/>
+                <w:sz w:val="19"/>
+                <w:szCs w:val="19"/>
+              </w:rPr>
+              <w:t xml:space="preserve">—</w:t>
+            </w:r>
+          </w:p>
+        </w:tc>
+      </w:tr>
+      <w:tr>
+        <w:tc>
+          <w:tcPr>
+            <w:tcW w:type="dxa" w:w="3400"/>
+            <w:tcBorders>
+              <w:top w:val="single" w:color="D8CDB8" w:sz="4"/>
+              <w:left w:val="single" w:color="D8CDB8" w:sz="4"/>
+              <w:bottom w:val="single" w:color="D8CDB8" w:sz="4"/>
+              <w:right w:val="single" w:color="D8CDB8" w:sz="4"/>
+            </w:tcBorders>
+            <w:tcMar>
+              <w:top w:type="dxa" w:w="66"/>
+              <w:left w:type="dxa" w:w="110"/>
+              <w:bottom w:type="dxa" w:w="66"/>
+              <w:right w:type="dxa" w:w="110"/>
+            </w:tcMar>
+          </w:tcPr>
+          <w:p>
+            <w:pPr>
+              <w:spacing w:after="0"/>
+            </w:pPr>
+            <w:r>
+              <w:rPr>
+                <w:rFonts w:ascii="Calibri" w:cs="Calibri" w:eastAsia="Calibri" w:hAnsi="Calibri"/>
+                <w:color w:val="1E293B"/>
+                <w:sz w:val="19"/>
+                <w:szCs w:val="19"/>
+              </w:rPr>
+              <w:t xml:space="preserve">Quarterly Estimated Tax</w:t>
+            </w:r>
+          </w:p>
+        </w:tc>
+        <w:tc>
+          <w:tcPr>
+            <w:tcW w:type="dxa" w:w="2100"/>
+            <w:tcBorders>
+              <w:top w:val="single" w:color="D8CDB8" w:sz="4"/>
+              <w:left w:val="single" w:color="D8CDB8" w:sz="4"/>
+              <w:bottom w:val="single" w:color="D8CDB8" w:sz="4"/>
+              <w:right w:val="single" w:color="D8CDB8" w:sz="4"/>
+            </w:tcBorders>
+            <w:tcMar>
+              <w:top w:type="dxa" w:w="66"/>
+              <w:left w:type="dxa" w:w="110"/>
+              <w:bottom w:type="dxa" w:w="66"/>
+              <w:right w:type="dxa" w:w="110"/>
+            </w:tcMar>
+          </w:tcPr>
+          <w:p>
+            <w:pPr>
+              <w:spacing w:after="0"/>
+            </w:pPr>
+            <w:r>
+              <w:rPr>
+                <w:rFonts w:ascii="Calibri" w:cs="Calibri" w:eastAsia="Calibri" w:hAnsi="Calibri"/>
+                <w:color w:val="1E293B"/>
+                <w:sz w:val="19"/>
+                <w:szCs w:val="19"/>
+              </w:rPr>
+              <w:t xml:space="preserve">Tax</w:t>
+            </w:r>
+          </w:p>
+        </w:tc>
+        <w:tc>
+          <w:tcPr>
+            <w:tcW w:type="dxa" w:w="800"/>
+            <w:tcBorders>
+              <w:top w:val="single" w:color="D8CDB8" w:sz="4"/>
+              <w:left w:val="single" w:color="D8CDB8" w:sz="4"/>
+              <w:bottom w:val="single" w:color="D8CDB8" w:sz="4"/>
+              <w:right w:val="single" w:color="D8CDB8" w:sz="4"/>
+            </w:tcBorders>
+            <w:tcMar>
+              <w:top w:type="dxa" w:w="66"/>
+              <w:left w:type="dxa" w:w="110"/>
+              <w:bottom w:type="dxa" w:w="66"/>
+              <w:right w:type="dxa" w:w="110"/>
+            </w:tcMar>
+          </w:tcPr>
+          <w:p>
+            <w:pPr>
+              <w:spacing w:after="0"/>
+              <w:jc w:val="center"/>
+            </w:pPr>
+            <w:r>
+              <w:rPr>
+                <w:rFonts w:ascii="Calibri" w:cs="Calibri" w:eastAsia="Calibri" w:hAnsi="Calibri"/>
+                <w:color w:val="1E293B"/>
+                <w:sz w:val="19"/>
+                <w:szCs w:val="19"/>
+              </w:rPr>
+              <w:t xml:space="preserve">5</w:t>
+            </w:r>
+          </w:p>
+        </w:tc>
+        <w:tc>
+          <w:tcPr>
+            <w:tcW w:type="dxa" w:w="1300"/>
+            <w:tcBorders>
+              <w:top w:val="single" w:color="D8CDB8" w:sz="4"/>
+              <w:left w:val="single" w:color="D8CDB8" w:sz="4"/>
+              <w:bottom w:val="single" w:color="D8CDB8" w:sz="4"/>
+              <w:right w:val="single" w:color="D8CDB8" w:sz="4"/>
+            </w:tcBorders>
+            <w:tcMar>
+              <w:top w:type="dxa" w:w="66"/>
+              <w:left w:type="dxa" w:w="110"/>
+              <w:bottom w:type="dxa" w:w="66"/>
+              <w:right w:type="dxa" w:w="110"/>
+            </w:tcMar>
+          </w:tcPr>
+          <w:p>
+            <w:pPr>
+              <w:spacing w:after="0"/>
+            </w:pPr>
+            <w:r>
+              <w:rPr>
+                <w:rFonts w:ascii="Calibri" w:cs="Calibri" w:eastAsia="Calibri" w:hAnsi="Calibri"/>
+                <w:color w:val="1E293B"/>
+                <w:sz w:val="19"/>
+                <w:szCs w:val="19"/>
+              </w:rPr>
+              <w:t xml:space="preserve">30 days</w:t>
+            </w:r>
+          </w:p>
+        </w:tc>
+        <w:tc>
+          <w:tcPr>
+            <w:tcW w:type="dxa" w:w="2640"/>
+            <w:tcBorders>
+              <w:top w:val="single" w:color="D8CDB8" w:sz="4"/>
+              <w:left w:val="single" w:color="D8CDB8" w:sz="4"/>
+              <w:bottom w:val="single" w:color="D8CDB8" w:sz="4"/>
+              <w:right w:val="single" w:color="D8CDB8" w:sz="4"/>
+            </w:tcBorders>
+            <w:tcMar>
+              <w:top w:type="dxa" w:w="66"/>
+              <w:left w:type="dxa" w:w="110"/>
+              <w:bottom w:type="dxa" w:w="66"/>
+              <w:right w:type="dxa" w:w="110"/>
+            </w:tcMar>
+          </w:tcPr>
+          <w:p>
+            <w:pPr>
+              <w:spacing w:after="0"/>
+            </w:pPr>
+            <w:r>
+              <w:rPr>
+                <w:rFonts w:ascii="Calibri" w:cs="Calibri" w:eastAsia="Calibri" w:hAnsi="Calibri"/>
+                <w:color w:val="1E293B"/>
+                <w:sz w:val="19"/>
+                <w:szCs w:val="19"/>
+              </w:rPr>
+              <w:t xml:space="preserve">CPA sign-off</w:t>
+            </w:r>
+          </w:p>
+        </w:tc>
+      </w:tr>
+      <w:tr>
+        <w:tc>
+          <w:tcPr>
+            <w:tcW w:type="dxa" w:w="3400"/>
             <w:tcBorders>
               <w:top w:val="single" w:color="D8CDB8" w:sz="4"/>
               <w:left w:val="single" w:color="D8CDB8" w:sz="4"/>
@@ -5550,7 +6529,38 @@
         </w:tc>
         <w:tc>
           <w:tcPr>
-            <w:tcW w:type="dxa" w:w="900"/>
+            <w:tcW w:type="dxa" w:w="2100"/>
+            <w:tcBorders>
+              <w:top w:val="single" w:color="D8CDB8" w:sz="4"/>
+              <w:left w:val="single" w:color="D8CDB8" w:sz="4"/>
+              <w:bottom w:val="single" w:color="D8CDB8" w:sz="4"/>
+              <w:right w:val="single" w:color="D8CDB8" w:sz="4"/>
+            </w:tcBorders>
+            <w:tcMar>
+              <w:top w:type="dxa" w:w="66"/>
+              <w:left w:type="dxa" w:w="110"/>
+              <w:bottom w:type="dxa" w:w="66"/>
+              <w:right w:type="dxa" w:w="110"/>
+            </w:tcMar>
+          </w:tcPr>
+          <w:p>
+            <w:pPr>
+              <w:spacing w:after="0"/>
+            </w:pPr>
+            <w:r>
+              <w:rPr>
+                <w:rFonts w:ascii="Calibri" w:cs="Calibri" w:eastAsia="Calibri" w:hAnsi="Calibri"/>
+                <w:color w:val="1E293B"/>
+                <w:sz w:val="19"/>
+                <w:szCs w:val="19"/>
+              </w:rPr>
+              <w:t xml:space="preserve">Investments</w:t>
+            </w:r>
+          </w:p>
+        </w:tc>
+        <w:tc>
+          <w:tcPr>
+            <w:tcW w:type="dxa" w:w="800"/>
             <w:tcBorders>
               <w:top w:val="single" w:color="D8CDB8" w:sz="4"/>
               <w:left w:val="single" w:color="D8CDB8" w:sz="4"/>
@@ -5582,7 +6592,7 @@
         </w:tc>
         <w:tc>
           <w:tcPr>
-            <w:tcW w:type="dxa" w:w="1500"/>
+            <w:tcW w:type="dxa" w:w="1300"/>
             <w:tcBorders>
               <w:top w:val="single" w:color="D8CDB8" w:sz="4"/>
               <w:left w:val="single" w:color="D8CDB8" w:sz="4"/>
@@ -5613,7 +6623,7 @@
         </w:tc>
         <w:tc>
           <w:tcPr>
-            <w:tcW w:type="dxa" w:w="4240"/>
+            <w:tcW w:type="dxa" w:w="2640"/>
             <w:tcBorders>
               <w:top w:val="single" w:color="D8CDB8" w:sz="4"/>
               <w:left w:val="single" w:color="D8CDB8" w:sz="4"/>
@@ -5758,7 +6768,7 @@
                 <w:sz w:val="17"/>
                 <w:szCs w:val="17"/>
               </w:rPr>
-              <w:t xml:space="preserve">-- 4 rows, 27 steps total; digests must match the reference</w:t>
+              <w:t xml:space="preserve">-- 9 rows, 66 steps total; digests must match the reference</w:t>
             </w:r>
           </w:p>
         </w:tc>
@@ -8585,7 +9595,7 @@
                 <w:sz w:val="17"/>
                 <w:szCs w:val="17"/>
               </w:rPr>
-              <w:t xml:space="preserve">-- expect 1, 4, 4</w:t>
+              <w:t xml:space="preserve">-- expect 1, 9, 4</w:t>
             </w:r>
           </w:p>
         </w:tc>
@@ -8790,7 +9800,7 @@
           <w:sz w:val="20"/>
           <w:szCs w:val="20"/>
         </w:rPr>
-        <w:t xml:space="preserve">Four starter playbooks present, 27 steps, digests match the reference tenant.</w:t>
+        <w:t xml:space="preserve">Nine starter playbooks present, 66 steps, digests match the reference tenant.</w:t>
       </w:r>
     </w:p>
     <w:p>

--- a/TitanOS_Onboarding_Runbook.docx
+++ b/TitanOS_Onboarding_Runbook.docx
@@ -4,24 +4,53 @@
   <w:body>
     <w:p>
       <w:pPr>
-        <w:spacing w:after="0"/>
+        <w:spacing w:after="40"/>
         <w:jc w:val="center"/>
       </w:pPr>
       <w:r>
-        <w:rPr>
-          <w:rFonts w:ascii="Georgia" w:cs="Georgia" w:eastAsia="Georgia" w:hAnsi="Georgia"/>
-          <w:b/>
-          <w:bCs/>
-          <w:color w:val="092B49"/>
-          <w:sz w:val="44"/>
-          <w:szCs w:val="44"/>
-        </w:rPr>
-        <w:t xml:space="preserve">TITANOS</w:t>
+        <w:drawing>
+          <wp:inline distT="0" distB="0" distL="0" distR="0">
+            <wp:extent cx="1257300" cy="238125"/>
+            <wp:effectExtent t="0" r="0" b="0" l="0"/>
+            <wp:docPr id="1" name="TitanOS" descr="TitanOS logo" title="TitanOS"/>
+            <wp:cNvGraphicFramePr>
+              <a:graphicFrameLocks xmlns:a="http://schemas.openxmlformats.org/drawingml/2006/main" noChangeAspect="1"/>
+            </wp:cNvGraphicFramePr>
+            <a:graphic xmlns:a="http://schemas.openxmlformats.org/drawingml/2006/main">
+              <a:graphicData uri="http://schemas.openxmlformats.org/drawingml/2006/picture">
+                <pic:pic xmlns:pic="http://schemas.openxmlformats.org/drawingml/2006/picture">
+                  <pic:nvPicPr>
+                    <pic:cNvPr id="0" name="" descr=""/>
+                    <pic:cNvPicPr>
+                      <a:picLocks noChangeAspect="1" noChangeArrowheads="1"/>
+                    </pic:cNvPicPr>
+                  </pic:nvPicPr>
+                  <pic:blipFill>
+                    <a:blip r:embed="rId7" cstate="none"/>
+                    <a:srcRect/>
+                    <a:stretch>
+                      <a:fillRect/>
+                    </a:stretch>
+                  </pic:blipFill>
+                  <pic:spPr bwMode="auto">
+                    <a:xfrm>
+                      <a:off x="0" y="0"/>
+                      <a:ext cx="1257300" cy="238125"/>
+                    </a:xfrm>
+                    <a:prstGeom prst="rect">
+                      <a:avLst/>
+                    </a:prstGeom>
+                  </pic:spPr>
+                </pic:pic>
+              </a:graphicData>
+            </a:graphic>
+          </wp:inline>
+        </w:drawing>
       </w:r>
     </w:p>
     <w:p>
       <w:pPr>
-        <w:spacing w:after="40"/>
+        <w:spacing w:after="90"/>
         <w:jc w:val="center"/>
       </w:pPr>
       <w:r>

--- a/TitanOS_Onboarding_Runbook.docx
+++ b/TitanOS_Onboarding_Runbook.docx
@@ -8585,7 +8585,257 @@
           <w:sz w:val="26"/>
           <w:szCs w:val="26"/>
         </w:rPr>
-        <w:t xml:space="preserve">9.  Connect the firm's subdomain</w:t>
+        <w:t xml:space="preserve">9.  Load the firm's own document templates</w:t>
+      </w:r>
+    </w:p>
+    <w:p>
+      <w:pPr>
+        <w:spacing w:after="110" w:before="0"/>
+      </w:pPr>
+      <w:r>
+        <w:rPr>
+          <w:rFonts w:ascii="Calibri" w:cs="Calibri" w:eastAsia="Calibri" w:hAnsi="Calibri"/>
+          <w:color w:val="1E293B"/>
+          <w:sz w:val="21"/>
+          <w:szCs w:val="21"/>
+        </w:rPr>
+        <w:t xml:space="preserve">The six fillable documents on the Resources tab, plus the Titan Expert user guide, are the firm's own paperwork. They are not shipped with the platform and there is no shared default. Until they are uploaded, those tiles are disabled.</w:t>
+      </w:r>
+    </w:p>
+    <w:p>
+      <w:pPr>
+        <w:pBdr>
+          <w:left w:val="single" w:color="CEB684" w:sz="18"/>
+        </w:pBdr>
+        <w:shd w:fill="F4F1EA" w:val="clear"/>
+        <w:spacing w:after="160" w:before="120"/>
+        <w:ind w:left="200" w:right="120"/>
+      </w:pPr>
+      <w:r>
+        <w:rPr>
+          <w:rFonts w:ascii="Calibri" w:cs="Calibri" w:eastAsia="Calibri" w:hAnsi="Calibri"/>
+          <w:i/>
+          <w:iCs/>
+          <w:color w:val="092B49"/>
+          <w:sz w:val="20"/>
+          <w:szCs w:val="20"/>
+        </w:rPr>
+        <w:t xml:space="preserve">This step is not cosmetic. The Client Services Agreement names the contracting party in its body text, and the ACH authorization names the bank that will be debited. A template borrowed from another firm produces a contract with the wrong legal entity and a debit authority pointing at the wrong account.</w:t>
+      </w:r>
+    </w:p>
+    <w:p>
+      <w:pPr>
+        <w:spacing w:after="110" w:before="0"/>
+      </w:pPr>
+      <w:r>
+        <w:rPr>
+          <w:rFonts w:ascii="Calibri" w:cs="Calibri" w:eastAsia="Calibri" w:hAnsi="Calibri"/>
+          <w:color w:val="1E293B"/>
+          <w:sz w:val="21"/>
+          <w:szCs w:val="21"/>
+        </w:rPr>
+        <w:t xml:space="preserve">Sign in as an administrator and open Branding → Document Templates. Choose the scope — a specific brand profile, or “Project default” for a deployment that brands itself through build-time env vars — then upload one PDF per row:</w:t>
+      </w:r>
+    </w:p>
+    <w:p>
+      <w:pPr>
+        <w:pStyle w:val="ListParagraph"/>
+        <w:numPr>
+          <w:ilvl w:val="0"/>
+          <w:numId w:val="2"/>
+        </w:numPr>
+        <w:spacing w:after="70"/>
+      </w:pPr>
+      <w:r>
+        <w:rPr>
+          <w:rFonts w:ascii="Calibri" w:cs="Calibri" w:eastAsia="Calibri" w:hAnsi="Calibri"/>
+          <w:color w:val="1E293B"/>
+          <w:sz w:val="20"/>
+          <w:szCs w:val="20"/>
+        </w:rPr>
+        <w:t xml:space="preserve">Client Services Agreement — the firm's own, lawyer-reviewed</w:t>
+      </w:r>
+    </w:p>
+    <w:p>
+      <w:pPr>
+        <w:pStyle w:val="ListParagraph"/>
+        <w:numPr>
+          <w:ilvl w:val="0"/>
+          <w:numId w:val="2"/>
+        </w:numPr>
+        <w:spacing w:after="70"/>
+      </w:pPr>
+      <w:r>
+        <w:rPr>
+          <w:rFonts w:ascii="Calibri" w:cs="Calibri" w:eastAsia="Calibri" w:hAnsi="Calibri"/>
+          <w:color w:val="1E293B"/>
+          <w:sz w:val="20"/>
+          <w:szCs w:val="20"/>
+        </w:rPr>
+        <w:t xml:space="preserve">Auto-Debit (ACH) Authorization — naming the firm's bank</w:t>
+      </w:r>
+    </w:p>
+    <w:p>
+      <w:pPr>
+        <w:pStyle w:val="ListParagraph"/>
+        <w:numPr>
+          <w:ilvl w:val="0"/>
+          <w:numId w:val="2"/>
+        </w:numPr>
+        <w:spacing w:after="70"/>
+      </w:pPr>
+      <w:r>
+        <w:rPr>
+          <w:rFonts w:ascii="Calibri" w:cs="Calibri" w:eastAsia="Calibri" w:hAnsi="Calibri"/>
+          <w:color w:val="1E293B"/>
+          <w:sz w:val="20"/>
+          <w:szCs w:val="20"/>
+        </w:rPr>
+        <w:t xml:space="preserve">Client Data Completeness Checklist</w:t>
+      </w:r>
+    </w:p>
+    <w:p>
+      <w:pPr>
+        <w:pStyle w:val="ListParagraph"/>
+        <w:numPr>
+          <w:ilvl w:val="0"/>
+          <w:numId w:val="2"/>
+        </w:numPr>
+        <w:spacing w:after="70"/>
+      </w:pPr>
+      <w:r>
+        <w:rPr>
+          <w:rFonts w:ascii="Calibri" w:cs="Calibri" w:eastAsia="Calibri" w:hAnsi="Calibri"/>
+          <w:color w:val="1E293B"/>
+          <w:sz w:val="20"/>
+          <w:szCs w:val="20"/>
+        </w:rPr>
+        <w:t xml:space="preserve">Wire Instructions</w:t>
+      </w:r>
+    </w:p>
+    <w:p>
+      <w:pPr>
+        <w:pStyle w:val="ListParagraph"/>
+        <w:numPr>
+          <w:ilvl w:val="0"/>
+          <w:numId w:val="2"/>
+        </w:numPr>
+        <w:spacing w:after="70"/>
+      </w:pPr>
+      <w:r>
+        <w:rPr>
+          <w:rFonts w:ascii="Calibri" w:cs="Calibri" w:eastAsia="Calibri" w:hAnsi="Calibri"/>
+          <w:color w:val="1E293B"/>
+          <w:sz w:val="20"/>
+          <w:szCs w:val="20"/>
+        </w:rPr>
+        <w:t xml:space="preserve">Personal Financial Statement</w:t>
+      </w:r>
+    </w:p>
+    <w:p>
+      <w:pPr>
+        <w:pStyle w:val="ListParagraph"/>
+        <w:numPr>
+          <w:ilvl w:val="0"/>
+          <w:numId w:val="2"/>
+        </w:numPr>
+        <w:spacing w:after="70"/>
+      </w:pPr>
+      <w:r>
+        <w:rPr>
+          <w:rFonts w:ascii="Calibri" w:cs="Calibri" w:eastAsia="Calibri" w:hAnsi="Calibri"/>
+          <w:color w:val="1E293B"/>
+          <w:sz w:val="20"/>
+          <w:szCs w:val="20"/>
+        </w:rPr>
+        <w:t xml:space="preserve">Lifestyle Expense Worksheet</w:t>
+      </w:r>
+    </w:p>
+    <w:p>
+      <w:pPr>
+        <w:pStyle w:val="ListParagraph"/>
+        <w:numPr>
+          <w:ilvl w:val="0"/>
+          <w:numId w:val="2"/>
+        </w:numPr>
+        <w:spacing w:after="70"/>
+      </w:pPr>
+      <w:r>
+        <w:rPr>
+          <w:rFonts w:ascii="Calibri" w:cs="Calibri" w:eastAsia="Calibri" w:hAnsi="Calibri"/>
+          <w:color w:val="1E293B"/>
+          <w:sz w:val="20"/>
+          <w:szCs w:val="20"/>
+        </w:rPr>
+        <w:t xml:space="preserve">Titan Expert User Guide — reference only, no form fields</w:t>
+      </w:r>
+    </w:p>
+    <w:p>
+      <w:pPr>
+        <w:spacing w:after="110" w:before="0"/>
+      </w:pPr>
+      <w:r>
+        <w:rPr>
+          <w:rFonts w:ascii="Calibri" w:cs="Calibri" w:eastAsia="Calibri" w:hAnsi="Calibri"/>
+          <w:color w:val="1E293B"/>
+          <w:sz w:val="21"/>
+          <w:szCs w:val="21"/>
+        </w:rPr>
+        <w:t xml:space="preserve">Each upload is a fillable PDF whose AcroForm field names must match what the platform writes. The field names are read on upload and any that are missing are listed against the card; the Resources tile stays disabled until they are all present. This matters because the filler sets fields by name — a template with renamed fields would otherwise generate a document that reported success and came out blank.</w:t>
+      </w:r>
+    </w:p>
+    <w:p>
+      <w:pPr>
+        <w:spacing w:after="110" w:before="0"/>
+      </w:pPr>
+      <w:r>
+        <w:rPr>
+          <w:rFonts w:ascii="Calibri" w:cs="Calibri" w:eastAsia="Calibri" w:hAnsi="Calibri"/>
+          <w:color w:val="1E293B"/>
+          <w:sz w:val="21"/>
+          <w:szCs w:val="21"/>
+        </w:rPr>
+        <w:t xml:space="preserve">The required field names per document are derived in the code from DOC_CONFIGS (see requiredFieldsFor in src/App.jsx), so the upload screen and the Resources tab can never disagree about what a template needs.</w:t>
+      </w:r>
+    </w:p>
+    <w:p>
+      <w:pPr>
+        <w:pBdr>
+          <w:left w:val="single" w:color="CEB684" w:sz="18"/>
+        </w:pBdr>
+        <w:shd w:fill="F4F1EA" w:val="clear"/>
+        <w:spacing w:after="160" w:before="120"/>
+        <w:ind w:left="200" w:right="120"/>
+      </w:pPr>
+      <w:r>
+        <w:rPr>
+          <w:rFonts w:ascii="Calibri" w:cs="Calibri" w:eastAsia="Calibri" w:hAnsi="Calibri"/>
+          <w:i/>
+          <w:iCs/>
+          <w:color w:val="092B49"/>
+          <w:sz w:val="20"/>
+          <w:szCs w:val="20"/>
+        </w:rPr>
+        <w:t xml:space="preserve">Templates are stored in the private brand-documents bucket and fetched through 60-second signed URLs, so one tenant cannot read another's letterhead by guessing a path.</w:t>
+      </w:r>
+    </w:p>
+    <w:p>
+      <w:pPr>
+        <w:pBdr>
+          <w:bottom w:val="single" w:color="CEB684" w:sz="8"/>
+        </w:pBdr>
+        <w:spacing w:after="130" w:before="320"/>
+      </w:pPr>
+      <w:r>
+        <w:rPr>
+          <w:rFonts w:ascii="Georgia" w:cs="Georgia" w:eastAsia="Georgia" w:hAnsi="Georgia"/>
+          <w:b/>
+          <w:bCs/>
+          <w:color w:val="092B49"/>
+          <w:sz w:val="26"/>
+          <w:szCs w:val="26"/>
+        </w:rPr>
+        <w:t xml:space="preserve">10.  Connect the firm's subdomain</w:t>
       </w:r>
     </w:p>
     <w:p>
@@ -8661,7 +8911,7 @@
           <w:sz w:val="26"/>
           <w:szCs w:val="26"/>
         </w:rPr>
-        <w:t xml:space="preserve">10.  Create users and roles</w:t>
+        <w:t xml:space="preserve">11.  Create users and roles</w:t>
       </w:r>
     </w:p>
     <w:tbl>
@@ -9214,7 +9464,7 @@
           <w:sz w:val="26"/>
           <w:szCs w:val="26"/>
         </w:rPr>
-        <w:t xml:space="preserve">11.  Load families and designate primaries</w:t>
+        <w:t xml:space="preserve">12.  Load families and designate primaries</w:t>
       </w:r>
     </w:p>
     <w:p>
@@ -9395,7 +9645,7 @@
           <w:sz w:val="26"/>
           <w:szCs w:val="26"/>
         </w:rPr>
-        <w:t xml:space="preserve">12.  Pre-flight checks and sign-off</w:t>
+        <w:t xml:space="preserve">13.  Pre-flight checks and sign-off</w:t>
       </w:r>
     </w:p>
     <w:p>
